--- a/Bieu_mau/Boi_thuong_nha_nuoc/Mau_36_BTNN_Template.docx
+++ b/Bieu_mau/Boi_thuong_nha_nuoc/Mau_36_BTNN_Template.docx
@@ -192,9 +192,9 @@
     </w:p>
     <w:p>
       <w:pPr>
-        <w:jc w:val="both"/>
-        <w:ind w:firstLine="567"/>
-        <w:spacing w:after="120" w:line="276" w:lineRule="auto"/>
+        <w:spacing w:after="120" w:line="276" w:lineRule="auto"/>
+        <w:ind w:firstLine="567"/>
+        <w:jc w:val="both"/>
       </w:pPr>
       <w:r>
         <w:rPr>
@@ -202,14 +202,14 @@
           <w:sz w:val="28"/>
           <w:szCs w:val="28"/>
         </w:rPr>
-        <w:t xml:space="preserve">Căn cứ Điều 65, Điều 66 Luật Trách nhiệm bồi thường của Nhà nước số 10/2017/QH14 (đã được sửa đổi, bổ sung bởi Luật số 15/2026/QH16);</w:t>
-      </w:r>
-    </w:p>
-    <w:p>
-      <w:pPr>
-        <w:jc w:val="both"/>
-        <w:ind w:firstLine="567"/>
-        <w:spacing w:after="120" w:line="276" w:lineRule="auto"/>
+        <w:t xml:space="preserve">Căn cứ khoản 3, 4 Điều 66 và Điều 67, Điều 68 Luật Trách nhiệm bồi thường của Nhà nước năm 2017 số 10/2017/QH14 (được sửa đổi, bổ sung bởi Luật số 15/2026/QH16);</w:t>
+      </w:r>
+    </w:p>
+    <w:p>
+      <w:pPr>
+        <w:spacing w:after="120" w:line="276" w:lineRule="auto"/>
+        <w:ind w:firstLine="567"/>
+        <w:jc w:val="both"/>
       </w:pPr>
       <w:r>
         <w:rPr>
@@ -217,14 +217,14 @@
           <w:sz w:val="28"/>
           <w:szCs w:val="28"/>
         </w:rPr>
-        <w:t xml:space="preserve">Căn cứ Quyết định giải quyết bồi thường số ##SoQDGiaiQuyetDaChiTra## ngày ##NgayQDGiaiQuyetDaChiTra## đối với vụ việc của Ông/Bà ##TenNguoiYeuCauBoiThuong##;</w:t>
-      </w:r>
-    </w:p>
-    <w:p>
-      <w:pPr>
-        <w:jc w:val="both"/>
-        <w:ind w:firstLine="567"/>
-        <w:spacing w:after="120" w:line="276" w:lineRule="auto"/>
+        <w:t xml:space="preserve">Căn cứ Nghị định số ##SoHieuNghiDinh## ngày ##NgayBanHanhNghiDinh## của Chính phủ quy định chi tiết một số điều và biện pháp thi hành Luật Trách nhiệm bồi thường của Nhà nước;</w:t>
+      </w:r>
+    </w:p>
+    <w:p>
+      <w:pPr>
+        <w:spacing w:after="120" w:line="276" w:lineRule="auto"/>
+        <w:ind w:firstLine="567"/>
+        <w:jc w:val="both"/>
       </w:pPr>
       <w:r>
         <w:rPr>
@@ -232,13 +232,28 @@
           <w:sz w:val="28"/>
           <w:szCs w:val="28"/>
         </w:rPr>
-        <w:t xml:space="preserve">Căn cứ Văn bản kiến nghị số ##SoVBKienNghi## ngày ##NgayVBKienNghi## của Hội đồng xem xét trách nhiệm hoàn trả;</w:t>
-      </w:r>
-    </w:p>
-    <w:p>
-      <w:pPr>
+        <w:t xml:space="preserve">Căn cứ Quyết định thành lập Hội đồng xem xét trách nhiệm hoàn trả số ##SoQDThanhLapHoiDong## ngày ##NgayThanhLapHoiDong## của ##CoQuanThanhLapHoiDong##;</w:t>
+      </w:r>
+    </w:p>
+    <w:p>
+      <w:pPr>
+        <w:spacing w:after="120" w:line="276" w:lineRule="auto"/>
+        <w:ind w:firstLine="567"/>
+        <w:jc w:val="both"/>
+      </w:pPr>
+      <w:r>
+        <w:rPr>
+          <w:i/>
+          <w:sz w:val="28"/>
+          <w:szCs w:val="28"/>
+        </w:rPr>
+        <w:t xml:space="preserve">Xét kiến nghị của Hội đồng xem xét trách nhiệm hoàn trả,</w:t>
+      </w:r>
+    </w:p>
+    <w:p>
+      <w:pPr>
+        <w:spacing w:after="120" w:line="276" w:lineRule="auto"/>
         <w:jc w:val="center"/>
-        <w:spacing w:after="120" w:line="276" w:lineRule="auto"/>
       </w:pPr>
       <w:r>
         <w:rPr>
@@ -251,51 +266,191 @@
     </w:p>
     <w:p>
       <w:pPr>
-        <w:jc w:val="both"/>
-        <w:ind w:firstLine="567"/>
-        <w:spacing w:after="120" w:line="276" w:lineRule="auto"/>
-      </w:pPr>
-      <w:r>
-        <w:rPr>
-          <w:sz w:val="28"/>
-          <w:szCs w:val="28"/>
-        </w:rPr>
-        <w:t xml:space="preserve">Điều 1. Ông/Bà ##TenNguoiThiHanhCongVu##, Chức vụ: ##ChucVuNguoiThiHanhCongVu##, Đơn vị công tác: ##DonViCongTacNguoiTHCV## có trách nhiệm hoàn trả số tiền bồi thường cho Nhà nước là: ##TongSoTienPhaiHoanTra## đồng (Bằng chữ: ##TongSoTienPhaiHoanTraBangChu##).</w:t>
-      </w:r>
-    </w:p>
-    <w:p>
-      <w:pPr>
-        <w:jc w:val="both"/>
-        <w:ind w:firstLine="567"/>
-        <w:spacing w:after="120" w:line="276" w:lineRule="auto"/>
-      </w:pPr>
-      <w:r>
-        <w:rPr>
-          <w:sz w:val="28"/>
-          <w:szCs w:val="28"/>
-        </w:rPr>
-        <w:t xml:space="preserve">Mức độ lỗi: ##MucDoLoi##.</w:t>
-      </w:r>
-    </w:p>
-    <w:p>
-      <w:pPr>
-        <w:jc w:val="both"/>
-        <w:ind w:firstLine="567"/>
-        <w:spacing w:after="120" w:line="276" w:lineRule="auto"/>
-      </w:pPr>
-      <w:r>
-        <w:rPr>
-          <w:sz w:val="28"/>
-          <w:szCs w:val="28"/>
-        </w:rPr>
-        <w:t xml:space="preserve">Phương thức hoàn trả: ##PhuongThucHoanTra##. Thời hạn hoàn trả: ##ThoiHanHoanTra##.</w:t>
-      </w:r>
-    </w:p>
-    <w:p>
-      <w:pPr>
-        <w:jc w:val="both"/>
-        <w:ind w:firstLine="567"/>
-        <w:spacing w:after="120" w:line="276" w:lineRule="auto"/>
+        <w:spacing w:after="120" w:line="276" w:lineRule="auto"/>
+        <w:ind w:firstLine="567"/>
+        <w:jc w:val="both"/>
+      </w:pPr>
+      <w:r>
+        <w:rPr>
+          <w:sz w:val="28"/>
+          <w:szCs w:val="28"/>
+        </w:rPr>
+        <w:t xml:space="preserve">Điều 1. Các Ông/Bà có tên sau đây có trách nhiệm hoàn trả cho ngân sách Nhà nước như sau:</w:t>
+      </w:r>
+    </w:p>
+    <w:p>
+      <w:pPr>
+        <w:spacing w:after="120" w:line="276" w:lineRule="auto"/>
+        <w:ind w:firstLine="567"/>
+        <w:jc w:val="both"/>
+      </w:pPr>
+      <w:r>
+        <w:rPr>
+          <w:sz w:val="28"/>
+          <w:szCs w:val="28"/>
+        </w:rPr>
+        <w:t xml:space="preserve">##BatDauKhoiCanBo##</w:t>
+      </w:r>
+    </w:p>
+    <w:p>
+      <w:pPr>
+        <w:spacing w:after="120" w:line="276" w:lineRule="auto"/>
+        <w:ind w:firstLine="567"/>
+        <w:jc w:val="both"/>
+      </w:pPr>
+      <w:r>
+        <w:rPr>
+          <w:sz w:val="28"/>
+          <w:szCs w:val="28"/>
+        </w:rPr>
+        <w:t xml:space="preserve">##SttCanBo##. Ông/Bà ##HoTenCanBo##</w:t>
+      </w:r>
+    </w:p>
+    <w:p>
+      <w:pPr>
+        <w:spacing w:after="120" w:line="276" w:lineRule="auto"/>
+        <w:ind w:firstLine="567"/>
+        <w:jc w:val="both"/>
+      </w:pPr>
+      <w:r>
+        <w:rPr>
+          <w:sz w:val="28"/>
+          <w:szCs w:val="28"/>
+        </w:rPr>
+        <w:t xml:space="preserve">- Chức vụ: ##ChucVuCanBo##</w:t>
+      </w:r>
+    </w:p>
+    <w:p>
+      <w:pPr>
+        <w:spacing w:after="120" w:line="276" w:lineRule="auto"/>
+        <w:ind w:firstLine="567"/>
+        <w:jc w:val="both"/>
+      </w:pPr>
+      <w:r>
+        <w:rPr>
+          <w:sz w:val="28"/>
+          <w:szCs w:val="28"/>
+        </w:rPr>
+        <w:t xml:space="preserve">- Đơn vị công tác: ##DonViCanBo##</w:t>
+      </w:r>
+    </w:p>
+    <w:p>
+      <w:pPr>
+        <w:spacing w:after="120" w:line="276" w:lineRule="auto"/>
+        <w:ind w:firstLine="567"/>
+        <w:jc w:val="both"/>
+      </w:pPr>
+      <w:r>
+        <w:rPr>
+          <w:sz w:val="28"/>
+          <w:szCs w:val="28"/>
+        </w:rPr>
+        <w:t xml:space="preserve">- Mức độ lỗi: ##MucDoLoi##</w:t>
+      </w:r>
+    </w:p>
+    <w:p>
+      <w:pPr>
+        <w:spacing w:after="120" w:line="276" w:lineRule="auto"/>
+        <w:ind w:firstLine="567"/>
+        <w:jc w:val="both"/>
+      </w:pPr>
+      <w:r>
+        <w:rPr>
+          <w:sz w:val="28"/>
+          <w:szCs w:val="28"/>
+        </w:rPr>
+        <w:t xml:space="preserve">- Số tiền hoàn trả: ##SoTienHoanTra## đồng</w:t>
+      </w:r>
+    </w:p>
+    <w:p>
+      <w:pPr>
+        <w:spacing w:after="120" w:line="276" w:lineRule="auto"/>
+        <w:ind w:firstLine="567"/>
+        <w:jc w:val="both"/>
+      </w:pPr>
+      <w:r>
+        <w:rPr>
+          <w:sz w:val="28"/>
+          <w:szCs w:val="28"/>
+        </w:rPr>
+        <w:t xml:space="preserve">(Viết bằng chữ ##SoTienHoanTraBangChu##)</w:t>
+      </w:r>
+    </w:p>
+    <w:p>
+      <w:pPr>
+        <w:spacing w:after="120" w:line="276" w:lineRule="auto"/>
+        <w:ind w:firstLine="567"/>
+        <w:jc w:val="both"/>
+      </w:pPr>
+      <w:r>
+        <w:rPr>
+          <w:sz w:val="28"/>
+          <w:szCs w:val="28"/>
+        </w:rPr>
+        <w:t xml:space="preserve">- Hoãn thực hiện việc hoàn trả (nếu có): ##DieuKienHoanHoanTra##</w:t>
+      </w:r>
+    </w:p>
+    <w:p>
+      <w:pPr>
+        <w:spacing w:after="120" w:line="276" w:lineRule="auto"/>
+        <w:ind w:firstLine="567"/>
+        <w:jc w:val="both"/>
+      </w:pPr>
+      <w:r>
+        <w:rPr>
+          <w:sz w:val="28"/>
+          <w:szCs w:val="28"/>
+        </w:rPr>
+        <w:t xml:space="preserve">- Giảm mức hoàn trả (nếu có) ##GiamMucHoanTra##</w:t>
+      </w:r>
+    </w:p>
+    <w:p>
+      <w:pPr>
+        <w:spacing w:after="120" w:line="276" w:lineRule="auto"/>
+        <w:ind w:firstLine="567"/>
+        <w:jc w:val="both"/>
+      </w:pPr>
+      <w:r>
+        <w:rPr>
+          <w:sz w:val="28"/>
+          <w:szCs w:val="28"/>
+        </w:rPr>
+        <w:t xml:space="preserve">- Miễn hoàn trả (nếu có) ##MienHoanTra##</w:t>
+      </w:r>
+    </w:p>
+    <w:p>
+      <w:pPr>
+        <w:spacing w:after="120" w:line="276" w:lineRule="auto"/>
+        <w:ind w:firstLine="567"/>
+        <w:jc w:val="both"/>
+      </w:pPr>
+      <w:r>
+        <w:rPr>
+          <w:sz w:val="28"/>
+          <w:szCs w:val="28"/>
+        </w:rPr>
+        <w:t xml:space="preserve">- Phương thức thực hiện hoàn trả: ##PhuongThucHoanTra##</w:t>
+      </w:r>
+    </w:p>
+    <w:p>
+      <w:pPr>
+        <w:spacing w:after="120" w:line="276" w:lineRule="auto"/>
+        <w:ind w:firstLine="567"/>
+        <w:jc w:val="both"/>
+      </w:pPr>
+      <w:r>
+        <w:rPr>
+          <w:sz w:val="28"/>
+          <w:szCs w:val="28"/>
+        </w:rPr>
+        <w:t xml:space="preserve">##KetThucKhoiCanBo##</w:t>
+      </w:r>
+    </w:p>
+    <w:p>
+      <w:pPr>
+        <w:spacing w:after="120" w:line="276" w:lineRule="auto"/>
+        <w:ind w:firstLine="567"/>
+        <w:jc w:val="both"/>
       </w:pPr>
       <w:r>
         <w:rPr>
@@ -307,16 +462,16 @@
     </w:p>
     <w:p>
       <w:pPr>
-        <w:jc w:val="both"/>
-        <w:ind w:firstLine="567"/>
-        <w:spacing w:after="120" w:line="276" w:lineRule="auto"/>
-      </w:pPr>
-      <w:r>
-        <w:rPr>
-          <w:sz w:val="28"/>
-          <w:szCs w:val="28"/>
-        </w:rPr>
-        <w:t xml:space="preserve">Điều 3. Ông/Bà ##TenNguoiThiHanhCongVu## và cơ quan, tổ chức, cá nhân có liên quan chịu trách nhiệm thi hành Quyết định này./.</w:t>
+        <w:spacing w:after="120" w:line="276" w:lineRule="auto"/>
+        <w:ind w:firstLine="567"/>
+        <w:jc w:val="both"/>
+      </w:pPr>
+      <w:r>
+        <w:rPr>
+          <w:sz w:val="28"/>
+          <w:szCs w:val="28"/>
+        </w:rPr>
+        <w:t xml:space="preserve">Điều 3. Các Ông/Bà có tên tại Điều 1 và cơ quan, tổ chức, cá nhân có liên quan chịu trách nhiệm thi hành Quyết định này./.</w:t>
       </w:r>
     </w:p>
     <w:tbl>
@@ -380,15 +535,6 @@
                 <w:sz w:val="22"/>
                 <w:szCs w:val="22"/>
               </w:rPr>
-              <w:t xml:space="preserve">- Cơ quan tài chính / Kho bạc Nhà nước: ##TenCoQuanTaiChinh##;</w:t>
-            </w:r>
-          </w:p>
-          <w:p>
-            <w:r>
-              <w:rPr>
-                <w:sz w:val="22"/>
-                <w:szCs w:val="22"/>
-              </w:rPr>
               <w:t xml:space="preserve">- Lưu: VT, HSVV.</w:t>
             </w:r>
           </w:p>
@@ -409,7 +555,7 @@
                 <w:sz w:val="28"/>
                 <w:szCs w:val="28"/>
               </w:rPr>
-              <w:t>##ChucVuNguoiDungDau##</w:t>
+              <w:t>##ChucVuNguoiKy##</w:t>
             </w:r>
           </w:p>
           <w:p>
@@ -422,7 +568,7 @@
                 <w:sz w:val="26"/>
                 <w:szCs w:val="26"/>
               </w:rPr>
-              <w:t>(Ký, ghi rõ họ tên, đóng dấu)</w:t>
+              <w:t>(Ký, ghi rõ họ tên và đóng dấu)</w:t>
             </w:r>
           </w:p>
           <w:p>

--- a/Bieu_mau/Boi_thuong_nha_nuoc/Mau_36_BTNN_Template.docx
+++ b/Bieu_mau/Boi_thuong_nha_nuoc/Mau_36_BTNN_Template.docx
@@ -1,6 +1,6 @@
 
 <file path=word/document.xml><?xml version="1.0" encoding="utf-8"?>
-<w:document xmlns:w="http://schemas.openxmlformats.org/wordprocessingml/2006/main" xmlns:r="http://schemas.openxmlformats.org/officeDocument/2006/relationships">
+<w:document xmlns:wpc="http://schemas.microsoft.com/office/word/2010/wordprocessingCanvas" xmlns:cx="http://schemas.microsoft.com/office/drawing/2014/chartex" xmlns:cx1="http://schemas.microsoft.com/office/drawing/2015/9/8/chartex" xmlns:cx2="http://schemas.microsoft.com/office/drawing/2015/10/21/chartex" xmlns:cx3="http://schemas.microsoft.com/office/drawing/2016/5/9/chartex" xmlns:cx4="http://schemas.microsoft.com/office/drawing/2016/5/10/chartex" xmlns:cx5="http://schemas.microsoft.com/office/drawing/2016/5/11/chartex" xmlns:cx6="http://schemas.microsoft.com/office/drawing/2016/5/12/chartex" xmlns:cx7="http://schemas.microsoft.com/office/drawing/2016/5/13/chartex" xmlns:cx8="http://schemas.microsoft.com/office/drawing/2016/5/14/chartex" xmlns:mc="http://schemas.openxmlformats.org/markup-compatibility/2006" xmlns:aink="http://schemas.microsoft.com/office/drawing/2016/ink" xmlns:am3d="http://schemas.microsoft.com/office/drawing/2017/model3d" xmlns:o="urn:schemas-microsoft-com:office:office" xmlns:r="http://schemas.openxmlformats.org/officeDocument/2006/relationships" xmlns:m="http://schemas.openxmlformats.org/officeDocument/2006/math" xmlns:v="urn:schemas-microsoft-com:vml" xmlns:wp14="http://schemas.microsoft.com/office/word/2010/wordprocessingDrawing" xmlns:wp="http://schemas.openxmlformats.org/drawingml/2006/wordprocessingDrawing" xmlns:w10="urn:schemas-microsoft-com:office:word" xmlns:w="http://schemas.openxmlformats.org/wordprocessingml/2006/main" xmlns:w14="http://schemas.microsoft.com/office/word/2010/wordml" xmlns:w15="http://schemas.microsoft.com/office/word/2012/wordml" xmlns:w16cid="http://schemas.microsoft.com/office/word/2016/wordml/cid" xmlns:w16se="http://schemas.microsoft.com/office/word/2015/wordml/symex" xmlns:wpg="http://schemas.microsoft.com/office/word/2010/wordprocessingGroup" xmlns:wpi="http://schemas.microsoft.com/office/word/2010/wordprocessingInk" xmlns:wne="http://schemas.microsoft.com/office/word/2006/wordml" xmlns:wps="http://schemas.microsoft.com/office/word/2010/wordprocessingShape" mc:Ignorable="w14 w15 w16se w16cid wp14">
   <w:body>
     <w:p>
       <w:pPr>
@@ -177,8 +177,8 @@
     </w:p>
     <w:p>
       <w:pPr>
+        <w:spacing w:after="120" w:line="276" w:lineRule="auto"/>
         <w:jc w:val="center"/>
-        <w:spacing w:after="120" w:line="276" w:lineRule="auto"/>
       </w:pPr>
       <w:r>
         <w:rPr>
@@ -187,7 +187,7 @@
           <w:sz w:val="28"/>
           <w:szCs w:val="28"/>
         </w:rPr>
-        <w:t xml:space="preserve">##ChucVuNguoiDungDau##</w:t>
+        <w:t>##ChucVuNguoiDungDau##</w:t>
       </w:r>
     </w:p>
     <w:p>
@@ -202,7 +202,7 @@
           <w:sz w:val="28"/>
           <w:szCs w:val="28"/>
         </w:rPr>
-        <w:t xml:space="preserve">Căn cứ khoản 3, 4 Điều 66 và Điều 67, Điều 68 Luật Trách nhiệm bồi thường của Nhà nước năm 2017 số 10/2017/QH14 (được sửa đổi, bổ sung bởi Luật số 15/2026/QH16);</w:t>
+        <w:t>Căn cứ khoản 3, 4 Điều 66 và Điều 67, Điều 68 Luật Trách nhiệm bồi thường của Nhà nước năm 2017 số 10/2017/QH14 (được sửa đổi, bổ sung bởi Luật số 15/2026/QH16);</w:t>
       </w:r>
     </w:p>
     <w:p>
@@ -217,7 +217,7 @@
           <w:sz w:val="28"/>
           <w:szCs w:val="28"/>
         </w:rPr>
-        <w:t xml:space="preserve">Căn cứ Nghị định số ##SoHieuNghiDinh## ngày ##NgayBanHanhNghiDinh## của Chính phủ quy định chi tiết một số điều và biện pháp thi hành Luật Trách nhiệm bồi thường của Nhà nước;</w:t>
+        <w:t>Căn cứ Nghị định số ##SoHieuNghiDinh## ngày ##NgayBanHanhNghiDinh## của Chính phủ quy định chi tiết một số điều và biện pháp thi hành Luật Trách nhiệm bồi thường của Nhà nước;</w:t>
       </w:r>
     </w:p>
     <w:p>
@@ -232,22 +232,30 @@
           <w:sz w:val="28"/>
           <w:szCs w:val="28"/>
         </w:rPr>
-        <w:t xml:space="preserve">Căn cứ Quyết định thành lập Hội đồng xem xét trách nhiệm hoàn trả số ##SoQDThanhLapHoiDong## ngày ##NgayThanhLapHoiDong## của ##CoQuanThanhLapHoiDong##;</w:t>
-      </w:r>
-    </w:p>
-    <w:p>
-      <w:pPr>
-        <w:spacing w:after="120" w:line="276" w:lineRule="auto"/>
-        <w:ind w:firstLine="567"/>
-        <w:jc w:val="both"/>
-      </w:pPr>
+        <w:t>Căn cứ Quyết định thành lập Hội đồng xem xét trách nhiệm hoàn trả số ##SoQDThanh</w:t>
+      </w:r>
       <w:r>
         <w:rPr>
           <w:i/>
           <w:sz w:val="28"/>
           <w:szCs w:val="28"/>
         </w:rPr>
-        <w:t xml:space="preserve">Xét kiến nghị của Hội đồng xem xét trách nhiệm hoàn trả,</w:t>
+        <w:t>LapHoiDong## ngày ##NgayThanhLapHoiDong## của ##CoQuanThanhLapHoiDong##;</w:t>
+      </w:r>
+    </w:p>
+    <w:p>
+      <w:pPr>
+        <w:spacing w:after="120" w:line="276" w:lineRule="auto"/>
+        <w:ind w:firstLine="567"/>
+        <w:jc w:val="both"/>
+      </w:pPr>
+      <w:r>
+        <w:rPr>
+          <w:i/>
+          <w:sz w:val="28"/>
+          <w:szCs w:val="28"/>
+        </w:rPr>
+        <w:t>Xét kiến nghị của Hội đồng xem xét trách nhiệm hoàn trả,</w:t>
       </w:r>
     </w:p>
     <w:p>
@@ -261,217 +269,337 @@
           <w:sz w:val="28"/>
           <w:szCs w:val="28"/>
         </w:rPr>
-        <w:t xml:space="preserve">QUYẾT ĐỊNH:</w:t>
-      </w:r>
-    </w:p>
-    <w:p>
-      <w:pPr>
-        <w:spacing w:after="120" w:line="276" w:lineRule="auto"/>
-        <w:ind w:firstLine="567"/>
-        <w:jc w:val="both"/>
-      </w:pPr>
-      <w:r>
-        <w:rPr>
-          <w:sz w:val="28"/>
-          <w:szCs w:val="28"/>
-        </w:rPr>
-        <w:t xml:space="preserve">Điều 1. Các Ông/Bà có tên sau đây có trách nhiệm hoàn trả cho ngân sách Nhà nước như sau:</w:t>
-      </w:r>
-    </w:p>
-    <w:p>
-      <w:pPr>
-        <w:spacing w:after="120" w:line="276" w:lineRule="auto"/>
-        <w:ind w:firstLine="567"/>
-        <w:jc w:val="both"/>
-      </w:pPr>
-      <w:r>
-        <w:rPr>
-          <w:sz w:val="28"/>
-          <w:szCs w:val="28"/>
-        </w:rPr>
-        <w:t xml:space="preserve">##BatDauKhoiCanBo##</w:t>
-      </w:r>
-    </w:p>
-    <w:p>
-      <w:pPr>
-        <w:spacing w:after="120" w:line="276" w:lineRule="auto"/>
-        <w:ind w:firstLine="567"/>
-        <w:jc w:val="both"/>
-      </w:pPr>
-      <w:r>
-        <w:rPr>
-          <w:sz w:val="28"/>
-          <w:szCs w:val="28"/>
-        </w:rPr>
-        <w:t xml:space="preserve">##SttCanBo##. Ông/Bà ##HoTenCanBo##</w:t>
-      </w:r>
-    </w:p>
-    <w:p>
-      <w:pPr>
-        <w:spacing w:after="120" w:line="276" w:lineRule="auto"/>
-        <w:ind w:firstLine="567"/>
-        <w:jc w:val="both"/>
-      </w:pPr>
-      <w:r>
-        <w:rPr>
-          <w:sz w:val="28"/>
-          <w:szCs w:val="28"/>
-        </w:rPr>
-        <w:t xml:space="preserve">- Chức vụ: ##ChucVuCanBo##</w:t>
-      </w:r>
-    </w:p>
-    <w:p>
-      <w:pPr>
-        <w:spacing w:after="120" w:line="276" w:lineRule="auto"/>
-        <w:ind w:firstLine="567"/>
-        <w:jc w:val="both"/>
-      </w:pPr>
-      <w:r>
-        <w:rPr>
-          <w:sz w:val="28"/>
-          <w:szCs w:val="28"/>
-        </w:rPr>
-        <w:t xml:space="preserve">- Đơn vị công tác: ##DonViCanBo##</w:t>
-      </w:r>
-    </w:p>
-    <w:p>
-      <w:pPr>
-        <w:spacing w:after="120" w:line="276" w:lineRule="auto"/>
-        <w:ind w:firstLine="567"/>
-        <w:jc w:val="both"/>
-      </w:pPr>
-      <w:r>
-        <w:rPr>
-          <w:sz w:val="28"/>
-          <w:szCs w:val="28"/>
-        </w:rPr>
-        <w:t xml:space="preserve">- Mức độ lỗi: ##MucDoLoi##</w:t>
-      </w:r>
-    </w:p>
-    <w:p>
-      <w:pPr>
-        <w:spacing w:after="120" w:line="276" w:lineRule="auto"/>
-        <w:ind w:firstLine="567"/>
-        <w:jc w:val="both"/>
-      </w:pPr>
-      <w:r>
-        <w:rPr>
-          <w:sz w:val="28"/>
-          <w:szCs w:val="28"/>
-        </w:rPr>
-        <w:t xml:space="preserve">- Số tiền hoàn trả: ##SoTienHoanTra## đồng</w:t>
-      </w:r>
-    </w:p>
-    <w:p>
-      <w:pPr>
-        <w:spacing w:after="120" w:line="276" w:lineRule="auto"/>
-        <w:ind w:firstLine="567"/>
-        <w:jc w:val="both"/>
-      </w:pPr>
-      <w:r>
-        <w:rPr>
-          <w:sz w:val="28"/>
-          <w:szCs w:val="28"/>
-        </w:rPr>
-        <w:t xml:space="preserve">(Viết bằng chữ ##SoTienHoanTraBangChu##)</w:t>
-      </w:r>
-    </w:p>
-    <w:p>
-      <w:pPr>
-        <w:spacing w:after="120" w:line="276" w:lineRule="auto"/>
-        <w:ind w:firstLine="567"/>
-        <w:jc w:val="both"/>
-      </w:pPr>
-      <w:r>
-        <w:rPr>
-          <w:sz w:val="28"/>
-          <w:szCs w:val="28"/>
-        </w:rPr>
-        <w:t xml:space="preserve">- Hoãn thực hiện việc hoàn trả (nếu có): ##DieuKienHoanHoanTra##</w:t>
-      </w:r>
-    </w:p>
-    <w:p>
-      <w:pPr>
-        <w:spacing w:after="120" w:line="276" w:lineRule="auto"/>
-        <w:ind w:firstLine="567"/>
-        <w:jc w:val="both"/>
-      </w:pPr>
-      <w:r>
-        <w:rPr>
-          <w:sz w:val="28"/>
-          <w:szCs w:val="28"/>
-        </w:rPr>
-        <w:t xml:space="preserve">- Giảm mức hoàn trả (nếu có) ##GiamMucHoanTra##</w:t>
-      </w:r>
-    </w:p>
-    <w:p>
-      <w:pPr>
-        <w:spacing w:after="120" w:line="276" w:lineRule="auto"/>
-        <w:ind w:firstLine="567"/>
-        <w:jc w:val="both"/>
-      </w:pPr>
-      <w:r>
-        <w:rPr>
-          <w:sz w:val="28"/>
-          <w:szCs w:val="28"/>
-        </w:rPr>
-        <w:t xml:space="preserve">- Miễn hoàn trả (nếu có) ##MienHoanTra##</w:t>
-      </w:r>
-    </w:p>
-    <w:p>
-      <w:pPr>
-        <w:spacing w:after="120" w:line="276" w:lineRule="auto"/>
-        <w:ind w:firstLine="567"/>
-        <w:jc w:val="both"/>
-      </w:pPr>
-      <w:r>
-        <w:rPr>
-          <w:sz w:val="28"/>
-          <w:szCs w:val="28"/>
-        </w:rPr>
-        <w:t xml:space="preserve">- Phương thức thực hiện hoàn trả: ##PhuongThucHoanTra##</w:t>
-      </w:r>
-    </w:p>
-    <w:p>
-      <w:pPr>
-        <w:spacing w:after="120" w:line="276" w:lineRule="auto"/>
-        <w:ind w:firstLine="567"/>
-        <w:jc w:val="both"/>
-      </w:pPr>
-      <w:r>
-        <w:rPr>
-          <w:sz w:val="28"/>
-          <w:szCs w:val="28"/>
-        </w:rPr>
-        <w:t xml:space="preserve">##KetThucKhoiCanBo##</w:t>
-      </w:r>
-    </w:p>
-    <w:p>
-      <w:pPr>
-        <w:spacing w:after="120" w:line="276" w:lineRule="auto"/>
-        <w:ind w:firstLine="567"/>
-        <w:jc w:val="both"/>
-      </w:pPr>
-      <w:r>
-        <w:rPr>
-          <w:sz w:val="28"/>
-          <w:szCs w:val="28"/>
-        </w:rPr>
-        <w:t xml:space="preserve">Điều 2. Quyết định này có hiệu lực kể từ ngày ký.</w:t>
-      </w:r>
-    </w:p>
-    <w:p>
-      <w:pPr>
-        <w:spacing w:after="120" w:line="276" w:lineRule="auto"/>
-        <w:ind w:firstLine="567"/>
-        <w:jc w:val="both"/>
-      </w:pPr>
-      <w:r>
-        <w:rPr>
-          <w:sz w:val="28"/>
-          <w:szCs w:val="28"/>
-        </w:rPr>
-        <w:t xml:space="preserve">Điều 3. Các Ông/Bà có tên tại Điều 1 và cơ quan, tổ chức, cá nhân có liên quan chịu trách nhiệm thi hành Quyết định này./.</w:t>
+        <w:t>QUYẾT ĐỊNH:</w:t>
+      </w:r>
+    </w:p>
+    <w:p>
+      <w:pPr>
+        <w:spacing w:after="120" w:line="276" w:lineRule="auto"/>
+        <w:ind w:firstLine="567"/>
+        <w:jc w:val="both"/>
+      </w:pPr>
+      <w:r>
+        <w:rPr>
+          <w:b/>
+          <w:sz w:val="28"/>
+          <w:szCs w:val="28"/>
+        </w:rPr>
+        <w:t>Điều 1</w:t>
+      </w:r>
+      <w:r>
+        <w:rPr>
+          <w:sz w:val="28"/>
+          <w:szCs w:val="28"/>
+        </w:rPr>
+        <w:t>. Các Ông/Bà có tên sau đây có trách nhiệm hoàn trả cho ngân sách Nhà nước như sau:</w:t>
+      </w:r>
+    </w:p>
+    <w:p>
+      <w:pPr>
+        <w:spacing w:after="120" w:line="276" w:lineRule="auto"/>
+        <w:ind w:firstLine="567"/>
+        <w:jc w:val="both"/>
+      </w:pPr>
+      <w:r>
+        <w:rPr>
+          <w:sz w:val="28"/>
+          <w:szCs w:val="28"/>
+        </w:rPr>
+        <w:t>##BatDauKhoiCanBo##</w:t>
+      </w:r>
+    </w:p>
+    <w:p>
+      <w:pPr>
+        <w:spacing w:after="120" w:line="276" w:lineRule="auto"/>
+        <w:ind w:firstLine="567"/>
+        <w:jc w:val="both"/>
+      </w:pPr>
+      <w:r>
+        <w:rPr>
+          <w:sz w:val="28"/>
+          <w:szCs w:val="28"/>
+        </w:rPr>
+        <w:t>##St</w:t>
+      </w:r>
+      <w:r>
+        <w:rPr>
+          <w:sz w:val="28"/>
+          <w:szCs w:val="28"/>
+        </w:rPr>
+        <w:t>tCanBo##. Ông/Bà ##HoTenCanBo##</w:t>
+      </w:r>
+      <w:r>
+        <w:rPr>
+          <w:sz w:val="28"/>
+          <w:szCs w:val="28"/>
+        </w:rPr>
+        <w:t xml:space="preserve"> ##</w:t>
+      </w:r>
+      <w:r>
+        <w:rPr>
+          <w:color w:val="FF0000"/>
+          <w:sz w:val="28"/>
+          <w:szCs w:val="28"/>
+        </w:rPr>
+        <w:t>DaChet</w:t>
+      </w:r>
+      <w:r>
+        <w:rPr>
+          <w:sz w:val="28"/>
+          <w:szCs w:val="28"/>
+        </w:rPr>
+        <w:t>##</w:t>
+      </w:r>
+    </w:p>
+    <w:p>
+      <w:pPr>
+        <w:spacing w:after="120" w:line="276" w:lineRule="auto"/>
+        <w:ind w:firstLine="567"/>
+        <w:jc w:val="both"/>
+      </w:pPr>
+      <w:r>
+        <w:rPr>
+          <w:sz w:val="28"/>
+          <w:szCs w:val="28"/>
+        </w:rPr>
+        <w:t>- Chức vụ: ##ChucVuCanBo##</w:t>
+      </w:r>
+    </w:p>
+    <w:p>
+      <w:pPr>
+        <w:spacing w:after="120" w:line="276" w:lineRule="auto"/>
+        <w:ind w:firstLine="567"/>
+        <w:jc w:val="both"/>
+      </w:pPr>
+      <w:r>
+        <w:rPr>
+          <w:sz w:val="28"/>
+          <w:szCs w:val="28"/>
+        </w:rPr>
+        <w:t>- Đơn vị công tác: ##DonViCanBo##</w:t>
+      </w:r>
+    </w:p>
+    <w:p>
+      <w:pPr>
+        <w:spacing w:after="120" w:line="276" w:lineRule="auto"/>
+        <w:ind w:firstLine="567"/>
+        <w:jc w:val="both"/>
+      </w:pPr>
+      <w:r>
+        <w:rPr>
+          <w:sz w:val="28"/>
+          <w:szCs w:val="28"/>
+        </w:rPr>
+        <w:t>- Mức độ lỗi: ##MucDoLoi##</w:t>
+      </w:r>
+    </w:p>
+    <w:p>
+      <w:pPr>
+        <w:spacing w:after="120" w:line="276" w:lineRule="auto"/>
+        <w:ind w:firstLine="567"/>
+        <w:jc w:val="both"/>
+      </w:pPr>
+      <w:r>
+        <w:rPr>
+          <w:sz w:val="28"/>
+          <w:szCs w:val="28"/>
+        </w:rPr>
+        <w:t>- Số tiền hoàn trả: ##SoTienHoanTra## đồng</w:t>
+      </w:r>
+    </w:p>
+    <w:p>
+      <w:pPr>
+        <w:spacing w:after="120" w:line="276" w:lineRule="auto"/>
+        <w:ind w:firstLine="567"/>
+        <w:jc w:val="both"/>
+      </w:pPr>
+      <w:r>
+        <w:rPr>
+          <w:sz w:val="28"/>
+          <w:szCs w:val="28"/>
+        </w:rPr>
+        <w:t>(Viết bằng chữ ##SoTienHoanTraBangChu##)</w:t>
+      </w:r>
+    </w:p>
+    <w:p>
+      <w:pPr>
+        <w:spacing w:after="120" w:line="276" w:lineRule="auto"/>
+        <w:ind w:firstLine="567"/>
+        <w:jc w:val="both"/>
+      </w:pPr>
+      <w:r>
+        <w:rPr>
+          <w:sz w:val="28"/>
+          <w:szCs w:val="28"/>
+        </w:rPr>
+        <w:t>- Hoãn thực hiện việc hoàn trả (nếu có): ##DieuKienH</w:t>
+      </w:r>
+      <w:r>
+        <w:rPr>
+          <w:sz w:val="28"/>
+          <w:szCs w:val="28"/>
+        </w:rPr>
+        <w:t>oanHoanTra##</w:t>
+      </w:r>
+    </w:p>
+    <w:p>
+      <w:pPr>
+        <w:spacing w:after="120" w:line="276" w:lineRule="auto"/>
+        <w:ind w:firstLine="567"/>
+        <w:jc w:val="both"/>
+      </w:pPr>
+      <w:r>
+        <w:rPr>
+          <w:sz w:val="28"/>
+          <w:szCs w:val="28"/>
+        </w:rPr>
+        <w:t>- Giảm mức hoàn trả (nếu có) ##GiamMucHoanTra##</w:t>
+      </w:r>
+    </w:p>
+    <w:p>
+      <w:pPr>
+        <w:spacing w:after="120" w:line="276" w:lineRule="auto"/>
+        <w:ind w:firstLine="567"/>
+        <w:jc w:val="both"/>
+      </w:pPr>
+      <w:r>
+        <w:rPr>
+          <w:sz w:val="28"/>
+          <w:szCs w:val="28"/>
+        </w:rPr>
+        <w:t>- Miễn hoàn trả (nếu có) ##MienHoanTra##</w:t>
+      </w:r>
+    </w:p>
+    <w:p>
+      <w:pPr>
+        <w:spacing w:after="120" w:line="276" w:lineRule="auto"/>
+        <w:ind w:firstLine="567"/>
+        <w:jc w:val="both"/>
+      </w:pPr>
+      <w:r>
+        <w:rPr>
+          <w:sz w:val="28"/>
+          <w:szCs w:val="28"/>
+        </w:rPr>
+        <w:lastRenderedPageBreak/>
+        <w:t>- Phương thức thực hiện hoàn trả: ##PhuongThucHoanTra##</w:t>
+      </w:r>
+    </w:p>
+    <w:p>
+      <w:pPr>
+        <w:spacing w:after="120" w:line="276" w:lineRule="auto"/>
+        <w:ind w:firstLine="567"/>
+        <w:jc w:val="both"/>
+      </w:pPr>
+      <w:r>
+        <w:rPr>
+          <w:sz w:val="28"/>
+          <w:szCs w:val="28"/>
+        </w:rPr>
+        <w:t>##KetThucKhoiCanBo##</w:t>
+      </w:r>
+    </w:p>
+    <w:p>
+      <w:pPr>
+        <w:spacing w:after="120" w:line="276" w:lineRule="auto"/>
+        <w:ind w:firstLine="567"/>
+        <w:jc w:val="both"/>
+      </w:pPr>
+      <w:r>
+        <w:rPr>
+          <w:b/>
+          <w:sz w:val="28"/>
+          <w:szCs w:val="28"/>
+        </w:rPr>
+        <w:t>Điều 2</w:t>
+      </w:r>
+      <w:r>
+        <w:rPr>
+          <w:sz w:val="28"/>
+          <w:szCs w:val="28"/>
+        </w:rPr>
+        <w:t>. Quyết định này có hiệu lực kể từ ngày ký.</w:t>
+      </w:r>
+    </w:p>
+    <w:p>
+      <w:pPr>
+        <w:spacing w:after="120" w:line="276" w:lineRule="auto"/>
+        <w:ind w:firstLine="567"/>
+        <w:jc w:val="both"/>
+        <w:rPr>
+          <w:sz w:val="28"/>
+          <w:szCs w:val="28"/>
+        </w:rPr>
+      </w:pPr>
+      <w:r>
+        <w:rPr>
+          <w:b/>
+          <w:sz w:val="28"/>
+          <w:szCs w:val="28"/>
+        </w:rPr>
+        <w:t>Điều 3</w:t>
+      </w:r>
+      <w:r>
+        <w:rPr>
+          <w:sz w:val="28"/>
+          <w:szCs w:val="28"/>
+        </w:rPr>
+        <w:t>. Các Ông/Bà có tên t</w:t>
+      </w:r>
+      <w:r>
+        <w:rPr>
+          <w:sz w:val="28"/>
+          <w:szCs w:val="28"/>
+        </w:rPr>
+        <w:t>ại Điều 1 và cơ quan, tổ chức, cá nhân có liên quan chịu trách nhiệm thi hành Quyết định này</w:t>
+      </w:r>
+      <w:r>
+        <w:rPr>
+          <w:sz w:val="28"/>
+          <w:szCs w:val="28"/>
+        </w:rPr>
+        <w:t>.</w:t>
+      </w:r>
+    </w:p>
+    <w:p>
+      <w:pPr>
+        <w:spacing w:after="120" w:line="276" w:lineRule="auto"/>
+        <w:ind w:firstLine="567"/>
+        <w:jc w:val="both"/>
+        <w:rPr>
+          <w:sz w:val="28"/>
+          <w:szCs w:val="28"/>
+        </w:rPr>
+      </w:pPr>
+      <w:r>
+        <w:rPr>
+          <w:sz w:val="28"/>
+          <w:szCs w:val="28"/>
+        </w:rPr>
+        <w:t xml:space="preserve">Trường hợp Ông/bà có tên tại </w:t>
+      </w:r>
+      <w:r>
+        <w:rPr>
+          <w:sz w:val="28"/>
+          <w:szCs w:val="28"/>
+        </w:rPr>
+        <w:t>Điều</w:t>
+      </w:r>
+      <w:r>
+        <w:rPr>
+          <w:sz w:val="28"/>
+          <w:szCs w:val="28"/>
+        </w:rPr>
+        <w:t xml:space="preserve"> </w:t>
+      </w:r>
+      <w:bookmarkStart w:id="0" w:name="_GoBack"/>
+      <w:bookmarkEnd w:id="0"/>
+      <w:r>
+        <w:rPr>
+          <w:sz w:val="28"/>
+          <w:szCs w:val="28"/>
+        </w:rPr>
+        <w:t>1 chết thì trách nhiệm hoàn trả của người đó chấm dứt tại thời điểm chết./.</w:t>
       </w:r>
     </w:p>
     <w:tbl>
@@ -517,7 +645,7 @@
                 <w:sz w:val="22"/>
                 <w:szCs w:val="22"/>
               </w:rPr>
-              <w:t xml:space="preserve">- Như Điều 3;</w:t>
+              <w:t>- Như Điều 3;</w:t>
             </w:r>
           </w:p>
           <w:p>
@@ -526,7 +654,7 @@
                 <w:sz w:val="22"/>
                 <w:szCs w:val="22"/>
               </w:rPr>
-              <w:t xml:space="preserve">- ##TenCoQuanQuanLyNhaNuocBTNN##;</w:t>
+              <w:t>- ##TenCoQuanQuanLyNhaNuocBTNN##;</w:t>
             </w:r>
           </w:p>
           <w:p>
@@ -535,7 +663,7 @@
                 <w:sz w:val="22"/>
                 <w:szCs w:val="22"/>
               </w:rPr>
-              <w:t xml:space="preserve">- Lưu: VT, HSVV.</w:t>
+              <w:t>- Lưu: VT, HSVV.</w:t>
             </w:r>
           </w:p>
         </w:tc>
@@ -588,6 +716,7 @@
         </w:tc>
       </w:tr>
     </w:tbl>
+    <w:p/>
     <w:sectPr>
       <w:pgSz w:w="11906" w:h="16838"/>
       <w:pgMar w:top="1134" w:right="850" w:bottom="1134" w:left="1701" w:header="567" w:footer="567" w:gutter="0"/>

--- a/Bieu_mau/Boi_thuong_nha_nuoc/Mau_36_BTNN_Template.docx
+++ b/Bieu_mau/Boi_thuong_nha_nuoc/Mau_36_BTNN_Template.docx
@@ -281,17 +281,18 @@
       <w:r>
         <w:rPr>
           <w:b/>
-          <w:sz w:val="28"/>
-          <w:szCs w:val="28"/>
-        </w:rPr>
-        <w:t>Điều 1</w:t>
-      </w:r>
-      <w:r>
-        <w:rPr>
-          <w:sz w:val="28"/>
-          <w:szCs w:val="28"/>
-        </w:rPr>
-        <w:t>. Các Ông/Bà có tên sau đây có trách nhiệm hoàn trả cho ngân sách Nhà nước như sau:</w:t>
+          <w:bCs/>
+          <w:sz w:val="28"/>
+          <w:szCs w:val="28"/>
+        </w:rPr>
+        <w:t>Điều 1.</w:t>
+      </w:r>
+      <w:r>
+        <w:rPr>
+          <w:sz w:val="28"/>
+          <w:szCs w:val="28"/>
+        </w:rPr>
+        <w:t xml:space="preserve"> Các Ông/Bà có tên sau đây có trách nhiệm hoàn trả cho ngân sách Nhà nước như sau:</w:t>
       </w:r>
     </w:p>
     <w:p>
@@ -508,17 +509,18 @@
       <w:r>
         <w:rPr>
           <w:b/>
-          <w:sz w:val="28"/>
-          <w:szCs w:val="28"/>
-        </w:rPr>
-        <w:t>Điều 2</w:t>
-      </w:r>
-      <w:r>
-        <w:rPr>
-          <w:sz w:val="28"/>
-          <w:szCs w:val="28"/>
-        </w:rPr>
-        <w:t>. Quyết định này có hiệu lực kể từ ngày ký.</w:t>
+          <w:bCs/>
+          <w:sz w:val="28"/>
+          <w:szCs w:val="28"/>
+        </w:rPr>
+        <w:t>Điều 2.</w:t>
+      </w:r>
+      <w:r>
+        <w:rPr>
+          <w:sz w:val="28"/>
+          <w:szCs w:val="28"/>
+        </w:rPr>
+        <w:t xml:space="preserve"> Quyết định này có hiệu lực kể từ ngày ký.</w:t>
       </w:r>
     </w:p>
     <w:p>
@@ -534,17 +536,18 @@
       <w:r>
         <w:rPr>
           <w:b/>
-          <w:sz w:val="28"/>
-          <w:szCs w:val="28"/>
-        </w:rPr>
-        <w:t>Điều 3</w:t>
-      </w:r>
-      <w:r>
-        <w:rPr>
-          <w:sz w:val="28"/>
-          <w:szCs w:val="28"/>
-        </w:rPr>
-        <w:t>. Các Ông/Bà có tên t</w:t>
+          <w:bCs/>
+          <w:sz w:val="28"/>
+          <w:szCs w:val="28"/>
+        </w:rPr>
+        <w:t>Điều 3.</w:t>
+      </w:r>
+      <w:r>
+        <w:rPr>
+          <w:sz w:val="28"/>
+          <w:szCs w:val="28"/>
+        </w:rPr>
+        <w:t xml:space="preserve"> Các Ông/Bà có tên t</w:t>
       </w:r>
       <w:r>
         <w:rPr>
